--- a/Northstar_HealthTech_IAM_Control_Testing_Simulation_v1.0_Portfolio_Reviewed.docx
+++ b/Northstar_HealthTech_IAM_Control_Testing_Simulation_v1.0_Portfolio_Reviewed.docx
@@ -100,7 +100,7 @@
           </w:tcPr>
           <w:p>
             <w:r>
-              <w:t>Draft v1.0 — for portfolio review</w:t>
+              <w:t>v1.0 — Portfolio reviewed (educational simulation)</w:t>
             </w:r>
           </w:p>
         </w:tc>
